--- a/rapports/2026-06-06/EQ17/EQ17_sup_v2/DR_malforme_1_31101E_11/19-10-56-26.docx
+++ b/rapports/2026-06-06/EQ17/EQ17_sup_v2/DR_malforme_1_31101E_11/19-10-56-26.docx
@@ -297,7 +297,7 @@
           <w:color w:val="1F6FEB"/>
           <w:sz w:val="22"/>
         </w:rPr>
-        <w:t>⚠ INCOHÉRENCES À CORRIGER (59)</w:t>
+        <w:t>⚠ INCOHÉRENCES À CORRIGER (56)</w:t>
       </w:r>
     </w:p>
     <w:tbl>
@@ -878,7 +878,7 @@
                 <w:i w:val="0"/>
                 <w:sz w:val="16"/>
               </w:rPr>
-              <w:t>S01</w:t>
+              <w:t>S04</w:t>
               <w:br/>
             </w:r>
             <w:r>
@@ -888,7 +888,7 @@
                 <w:color w:val="64748B"/>
                 <w:sz w:val="14"/>
               </w:rPr>
-              <w:t>Démographie</w:t>
+              <w:t>Emploi</w:t>
             </w:r>
           </w:p>
         </w:tc>
@@ -904,7 +904,7 @@
                 <w:color w:val="16A34A"/>
                 <w:sz w:val="16"/>
               </w:rPr>
-              <w:t>s00q27, s01q03a, s01q03b, s01q03c, s01q00b</w:t>
+              <w:t>s04q01, s04q02, s04q03, s04q04, s04q05, s04q06, s04q07, s04q08</w:t>
             </w:r>
           </w:p>
         </w:tc>
@@ -935,7 +935,7 @@
                 <w:i w:val="0"/>
                 <w:sz w:val="17"/>
               </w:rPr>
-              <w:t>Les informations sur l'acte de naissance (ni Jours, ni mois et ni années) de  Kadiatou Diallo  manquent, s'il vous plait pouvez-vous fournir d'effort pour avoir ces informations.</w:t>
+              <w:t>pour Kadiatou Diallo semble très élevés, prière de corriger ou confirmer avec le QG (s04q01 s04q02 s04q03 s04q04 s04q05 s04q06 s04q07 s04q08).</w:t>
             </w:r>
           </w:p>
         </w:tc>
@@ -968,7 +968,7 @@
                 <w:i w:val="0"/>
                 <w:sz w:val="16"/>
               </w:rPr>
-              <w:t>S01</w:t>
+              <w:t>S04</w:t>
               <w:br/>
             </w:r>
             <w:r>
@@ -978,7 +978,7 @@
                 <w:color w:val="64748B"/>
                 <w:sz w:val="14"/>
               </w:rPr>
-              <w:t>Démographie</w:t>
+              <w:t>Emploi</w:t>
             </w:r>
           </w:p>
         </w:tc>
@@ -994,7 +994,7 @@
                 <w:color w:val="16A34A"/>
                 <w:sz w:val="16"/>
               </w:rPr>
-              <w:t>s00q27, s01q03a, s01q03b, s01q03c, s01q00b</w:t>
+              <w:t>—</w:t>
             </w:r>
           </w:p>
         </w:tc>
@@ -1025,7 +1025,7 @@
                 <w:i w:val="0"/>
                 <w:sz w:val="17"/>
               </w:rPr>
-              <w:t>Les informations sur l'acte de naissance (ni Jours, ni mois et ni années) de  Mariama Souare  manquent, s'il vous plait pouvez-vous fournir d'effort pour avoir ces informations.</w:t>
+              <w:t>Attention ! Le nombre de jours (6 jours) que Yacouba Souare a travaillés par mois semble être inférieur à 15.</w:t>
             </w:r>
           </w:p>
         </w:tc>
@@ -1058,7 +1058,7 @@
                 <w:i w:val="0"/>
                 <w:sz w:val="16"/>
               </w:rPr>
-              <w:t>S01</w:t>
+              <w:t>S04</w:t>
               <w:br/>
             </w:r>
             <w:r>
@@ -1068,7 +1068,7 @@
                 <w:color w:val="64748B"/>
                 <w:sz w:val="14"/>
               </w:rPr>
-              <w:t>Démographie</w:t>
+              <w:t>Emploi</w:t>
             </w:r>
           </w:p>
         </w:tc>
@@ -1084,7 +1084,7 @@
                 <w:color w:val="16A34A"/>
                 <w:sz w:val="16"/>
               </w:rPr>
-              <w:t>s00q27, s01q03a, s01q03b, s01q03c, s01q00b</w:t>
+              <w:t>—</w:t>
             </w:r>
           </w:p>
         </w:tc>
@@ -1115,7 +1115,7 @@
                 <w:i w:val="0"/>
                 <w:sz w:val="17"/>
               </w:rPr>
-              <w:t>Les informations sur l'acte de naissance (ni Jours, ni mois et ni années) de  Yacouba Souare  manquent, s'il vous plait pouvez-vous fournir d'effort pour avoir ces informations.</w:t>
+              <w:t>Veuillez, s'il vous plaît, confirmer cette information.</w:t>
             </w:r>
           </w:p>
         </w:tc>
@@ -1174,7 +1174,7 @@
                 <w:color w:val="16A34A"/>
                 <w:sz w:val="16"/>
               </w:rPr>
-              <w:t>s04q01, s04q02, s04q03, s04q04, s04q05, s04q06, s04q07, s04q08</w:t>
+              <w:t>—</w:t>
             </w:r>
           </w:p>
         </w:tc>
@@ -1205,7 +1205,7 @@
                 <w:i w:val="0"/>
                 <w:sz w:val="17"/>
               </w:rPr>
-              <w:t>pour Kadiatou Diallo semble très élevés, prière de corriger ou confirmer avec le QG (s04q01 s04q02 s04q03 s04q04 s04q05 s04q06 s04q07 s04q08).</w:t>
+              <w:t>Attention ! Le nombre de jours (7 jours) que Djidiou Souare a travaillés par mois semble être inférieur à 15.</w:t>
             </w:r>
           </w:p>
         </w:tc>
@@ -1264,7 +1264,7 @@
                 <w:color w:val="16A34A"/>
                 <w:sz w:val="16"/>
               </w:rPr>
-              <w:t>—</w:t>
+              <w:t>s01q47__1, s01q47__2, s01q47__3, s01q47__4, s01q47__5, s01q47__6, s01q47__7, s02q15</w:t>
             </w:r>
           </w:p>
         </w:tc>
@@ -1295,7 +1295,7 @@
                 <w:i w:val="0"/>
                 <w:sz w:val="17"/>
               </w:rPr>
-              <w:t>Attention ! Le nombre de jours (6 jours) que Yacouba Souare a travaillés par mois semble être inférieur à 15.</w:t>
+              <w:t>Attention! le nombre d'heure (3 heures) que Kadiatou Diallo a travaillé par jour semble faible, veuillez s'il vous plait confirmer cette information avec le QG.</w:t>
             </w:r>
           </w:p>
         </w:tc>
@@ -1385,7 +1385,7 @@
                 <w:i w:val="0"/>
                 <w:sz w:val="17"/>
               </w:rPr>
-              <w:t>Veuillez, s'il vous plaît, confirmer cette information.</w:t>
+              <w:t>Attention ! Le nombre de jours que Kadiatou Diallo a travaillés par mois semble être inférieur à 15.</w:t>
             </w:r>
           </w:p>
         </w:tc>
@@ -1475,7 +1475,7 @@
                 <w:i w:val="0"/>
                 <w:sz w:val="17"/>
               </w:rPr>
-              <w:t>Attention ! Le nombre de jours (7 jours) que Djidiou Souare a travaillés par mois semble être inférieur à 15.</w:t>
+              <w:t>Veuillez, s'il vous plaît, confirmer cette information.</w:t>
             </w:r>
           </w:p>
         </w:tc>
@@ -1508,7 +1508,7 @@
                 <w:i w:val="0"/>
                 <w:sz w:val="16"/>
               </w:rPr>
-              <w:t>S04</w:t>
+              <w:t>S07</w:t>
               <w:br/>
             </w:r>
             <w:r>
@@ -1518,7 +1518,7 @@
                 <w:color w:val="64748B"/>
                 <w:sz w:val="14"/>
               </w:rPr>
-              <w:t>Emploi</w:t>
+              <w:t>Consommation alimentaire</w:t>
             </w:r>
           </w:p>
         </w:tc>
@@ -1534,7 +1534,7 @@
                 <w:color w:val="16A34A"/>
                 <w:sz w:val="16"/>
               </w:rPr>
-              <w:t>s01q47__1, s01q47__2, s01q47__3, s01q47__4, s01q47__5, s01q47__6, s01q47__7, s02q15</w:t>
+              <w:t>—</w:t>
             </w:r>
           </w:p>
         </w:tc>
@@ -1565,7 +1565,7 @@
                 <w:i w:val="0"/>
                 <w:sz w:val="17"/>
               </w:rPr>
-              <w:t>Attention! le nombre d'heure (3 heures) que Kadiatou Diallo a travaillé par jour semble faible, veuillez s'il vous plait confirmer cette information avec le QG.</w:t>
+              <w:t>Attention ! La dépense du répas pris à l'extérieur de Yacouba Souare (6000 Fcfa) au cours de 7 derniers jours est relativement élevé.</w:t>
             </w:r>
           </w:p>
         </w:tc>
@@ -1598,7 +1598,7 @@
                 <w:i w:val="0"/>
                 <w:sz w:val="16"/>
               </w:rPr>
-              <w:t>S04</w:t>
+              <w:t>S07</w:t>
               <w:br/>
             </w:r>
             <w:r>
@@ -1608,7 +1608,7 @@
                 <w:color w:val="64748B"/>
                 <w:sz w:val="14"/>
               </w:rPr>
-              <w:t>Emploi</w:t>
+              <w:t>Consommation alimentaire</w:t>
             </w:r>
           </w:p>
         </w:tc>
@@ -1655,7 +1655,7 @@
                 <w:i w:val="0"/>
                 <w:sz w:val="17"/>
               </w:rPr>
-              <w:t>Attention ! Le nombre de jours que Kadiatou Diallo a travaillés par mois semble être inférieur à 15.</w:t>
+              <w:t>Prière de corriger ou de confirmer avec le QG.</w:t>
             </w:r>
           </w:p>
         </w:tc>
@@ -1688,7 +1688,7 @@
                 <w:i w:val="0"/>
                 <w:sz w:val="16"/>
               </w:rPr>
-              <w:t>S04</w:t>
+              <w:t>S07</w:t>
               <w:br/>
             </w:r>
             <w:r>
@@ -1698,7 +1698,7 @@
                 <w:color w:val="64748B"/>
                 <w:sz w:val="14"/>
               </w:rPr>
-              <w:t>Emploi</w:t>
+              <w:t>Consommation alimentaire</w:t>
             </w:r>
           </w:p>
         </w:tc>
@@ -1745,7 +1745,7 @@
                 <w:i w:val="0"/>
                 <w:sz w:val="17"/>
               </w:rPr>
-              <w:t>Veuillez, s'il vous plaît, confirmer cette information.</w:t>
+              <w:t>Attention ! Le prix unitaire d'achat (1400 Fcfa) de Huile de palme brute en Litre (taille unique) est relativement élevé par rapport aux autres prix observés dans cette zone.</w:t>
             </w:r>
           </w:p>
         </w:tc>
@@ -1835,7 +1835,7 @@
                 <w:i w:val="0"/>
                 <w:sz w:val="17"/>
               </w:rPr>
-              <w:t>Attention ! La dépense du répas pris à l'extérieur de Yacouba Souare (6000 Fcfa) au cours de 7 derniers jours est relativement élevé.</w:t>
+              <w:t>Prière de corriger ou de confirmer avec le QG.</w:t>
             </w:r>
           </w:p>
         </w:tc>
@@ -1868,7 +1868,7 @@
                 <w:i w:val="0"/>
                 <w:sz w:val="16"/>
               </w:rPr>
-              <w:t>S07</w:t>
+              <w:t>S09</w:t>
               <w:br/>
             </w:r>
             <w:r>
@@ -1878,7 +1878,7 @@
                 <w:color w:val="64748B"/>
                 <w:sz w:val="14"/>
               </w:rPr>
-              <w:t>Consommation alimentaire</w:t>
+              <w:t>Dépenses non alimentaires</w:t>
             </w:r>
           </w:p>
         </w:tc>
@@ -1925,7 +1925,7 @@
                 <w:i w:val="0"/>
                 <w:sz w:val="17"/>
               </w:rPr>
-              <w:t>Prière de corriger ou de confirmer avec le QG.</w:t>
+              <w:t>Attention ! La dépense totale du ménage de DJIDIOU SOUARE (258000 Fcfa) de la fête de Mariage est relativement élevé.</w:t>
             </w:r>
           </w:p>
         </w:tc>
@@ -1958,7 +1958,7 @@
                 <w:i w:val="0"/>
                 <w:sz w:val="16"/>
               </w:rPr>
-              <w:t>S07</w:t>
+              <w:t>S09</w:t>
               <w:br/>
             </w:r>
             <w:r>
@@ -1968,7 +1968,7 @@
                 <w:color w:val="64748B"/>
                 <w:sz w:val="14"/>
               </w:rPr>
-              <w:t>Consommation alimentaire</w:t>
+              <w:t>Dépenses non alimentaires</w:t>
             </w:r>
           </w:p>
         </w:tc>
@@ -2015,7 +2015,7 @@
                 <w:i w:val="0"/>
                 <w:sz w:val="17"/>
               </w:rPr>
-              <w:t>Attention ! Le prix unitaire d'achat (1400 Fcfa) de Huile de palme brute en Litre (taille unique) est relativement élevé par rapport aux autres prix observés dans cette zone.</w:t>
+              <w:t>Prière de corriger ou de confirmer avec le QG.</w:t>
             </w:r>
           </w:p>
         </w:tc>
@@ -2048,7 +2048,7 @@
                 <w:i w:val="0"/>
                 <w:sz w:val="16"/>
               </w:rPr>
-              <w:t>S07</w:t>
+              <w:t>S09</w:t>
               <w:br/>
             </w:r>
             <w:r>
@@ -2058,7 +2058,7 @@
                 <w:color w:val="64748B"/>
                 <w:sz w:val="14"/>
               </w:rPr>
-              <w:t>Consommation alimentaire</w:t>
+              <w:t>Dépenses non alimentaires</w:t>
             </w:r>
           </w:p>
         </w:tc>
@@ -2074,7 +2074,7 @@
                 <w:color w:val="16A34A"/>
                 <w:sz w:val="16"/>
               </w:rPr>
-              <w:t>—</w:t>
+              <w:t>s01q23, s01q00b, s01q23_autre</w:t>
             </w:r>
           </w:p>
         </w:tc>
@@ -2105,7 +2105,7 @@
                 <w:i w:val="0"/>
                 <w:sz w:val="17"/>
               </w:rPr>
-              <w:t>Prière de corriger ou de confirmer avec le QG.</w:t>
+              <w:t>La dernière fois que vous avez acheté Bois de chauffe ramassé/coupé (estimer la valeur) est À la forêt et semble exister dans les modalités, prière de prendre attache avec le QG pour plus d'explication afin de la classer bien.</w:t>
             </w:r>
           </w:p>
         </w:tc>
@@ -2195,7 +2195,7 @@
                 <w:i w:val="0"/>
                 <w:sz w:val="17"/>
               </w:rPr>
-              <w:t>Attention ! La dépense totale du ménage de DJIDIOU SOUARE (258000 Fcfa) de la fête de Mariage est relativement élevé.</w:t>
+              <w:t>Attention ! La dépense du ménage de DJIDIOU SOUARE (35000 Fcfa) au cours de 30 derniers jours de Bois de chauffe ramassé/coupé (estimer la valeur) est relativement élevé.</w:t>
             </w:r>
           </w:p>
         </w:tc>
@@ -2344,7 +2344,7 @@
                 <w:color w:val="16A34A"/>
                 <w:sz w:val="16"/>
               </w:rPr>
-              <w:t>s01q23, s01q00b, s01q23_autre</w:t>
+              <w:t>—</w:t>
             </w:r>
           </w:p>
         </w:tc>
@@ -2375,7 +2375,7 @@
                 <w:i w:val="0"/>
                 <w:sz w:val="17"/>
               </w:rPr>
-              <w:t>La dernière fois que vous avez acheté Bois de chauffe ramassé/coupé (estimer la valeur) est À la forêt et semble exister dans les modalités, prière de prendre attache avec le QG pour plus d'explication afin de la classer bien.</w:t>
+              <w:t>Attention ! La dépense du ménage de DJIDIOU SOUARE (250 Fcfa) au cours de 30 derniers jours de Frais de mouture des céréales est relativement élevé.</w:t>
             </w:r>
           </w:p>
         </w:tc>
@@ -2465,7 +2465,7 @@
                 <w:i w:val="0"/>
                 <w:sz w:val="17"/>
               </w:rPr>
-              <w:t>Attention ! La dépense du ménage de DJIDIOU SOUARE (35000 Fcfa) au cours de 30 derniers jours de Bois de chauffe ramassé/coupé (estimer la valeur) est relativement élevé.</w:t>
+              <w:t>Attention ! La dépense du ménage de DJIDIOU SOUARE (5000 Fcfa) au cours de 6 derniers mois de Frais de confection et de réparation de vêtements enfants est relativement élevé.</w:t>
             </w:r>
           </w:p>
         </w:tc>
@@ -2645,7 +2645,7 @@
                 <w:i w:val="0"/>
                 <w:sz w:val="17"/>
               </w:rPr>
-              <w:t>Attention ! La dépense du ménage de DJIDIOU SOUARE (250 Fcfa) au cours de 30 derniers jours de Frais de mouture des céréales est relativement élevé.</w:t>
+              <w:t>Attention ! La dépense du ménage de DJIDIOU SOUARE (6000 Fcfa) au cours de 6 derniers mois de Frais de confection et de réparation de vêtements femme: robe, pantalon, jupe, ensemble, réparation, location, etc.</w:t>
             </w:r>
           </w:p>
         </w:tc>
@@ -2735,7 +2735,7 @@
                 <w:i w:val="0"/>
                 <w:sz w:val="17"/>
               </w:rPr>
-              <w:t>Attention ! La dépense du ménage de DJIDIOU SOUARE (5000 Fcfa) au cours de 6 derniers mois de Frais de confection et de réparation de vêtements enfants est relativement élevé.</w:t>
+              <w:t>est relativement élevé.</w:t>
             </w:r>
           </w:p>
         </w:tc>
@@ -2825,7 +2825,7 @@
                 <w:i w:val="0"/>
                 <w:sz w:val="17"/>
               </w:rPr>
-              <w:t>Prière de corriger ou de confirmer avec le QG.</w:t>
+              <w:t>La dernière fois que vous avez acheté Main-d'oeuvre et services d'entretien et de réparation courante du logement  (vidange fosse septique,main d'œuvre pour l'entretien du logement, etc.</w:t>
             </w:r>
           </w:p>
         </w:tc>
@@ -2884,7 +2884,7 @@
                 <w:color w:val="16A34A"/>
                 <w:sz w:val="16"/>
               </w:rPr>
-              <w:t>—</w:t>
+              <w:t>s01q23, s01q00b, s01q23_autre</w:t>
             </w:r>
           </w:p>
         </w:tc>
@@ -2915,7 +2915,7 @@
                 <w:i w:val="0"/>
                 <w:sz w:val="17"/>
               </w:rPr>
-              <w:t>Attention ! La dépense du ménage de DJIDIOU SOUARE (6000 Fcfa) au cours de 6 derniers mois de Frais de confection et de réparation de vêtements femme: robe, pantalon, jupe, ensemble, réparation, location, etc.</w:t>
+              <w:t>) est menage et particuliers et semble exister dans les modalités, prière de prendre attache avec le QG pour plus d'explication afin de la classer bien.</w:t>
             </w:r>
           </w:p>
         </w:tc>
@@ -3005,7 +3005,7 @@
                 <w:i w:val="0"/>
                 <w:sz w:val="17"/>
               </w:rPr>
-              <w:t>est relativement élevé.</w:t>
+              <w:t>Attention ! La dépense du ménage de DJIDIOU SOUARE (10000 Fcfa) au cours de 12 derniers mois de Main-d'oeuvre et services d'entretien et de réparation courante du logement  (vidange fosse septique,main d'œuvre pour l'entretien du logement, etc.</w:t>
             </w:r>
           </w:p>
         </w:tc>
@@ -3095,7 +3095,7 @@
                 <w:i w:val="0"/>
                 <w:sz w:val="17"/>
               </w:rPr>
-              <w:t>La dernière fois que vous avez acheté Main-d'oeuvre et services d'entretien et de réparation courante du logement  (vidange fosse septique,main d'œuvre pour l'entretien du logement, etc.</w:t>
+              <w:t>) est relativement élevé.</w:t>
             </w:r>
           </w:p>
         </w:tc>
@@ -3154,7 +3154,7 @@
                 <w:color w:val="16A34A"/>
                 <w:sz w:val="16"/>
               </w:rPr>
-              <w:t>s01q23, s01q00b, s01q23_autre</w:t>
+              <w:t>—</w:t>
             </w:r>
           </w:p>
         </w:tc>
@@ -3185,7 +3185,7 @@
                 <w:i w:val="0"/>
                 <w:sz w:val="17"/>
               </w:rPr>
-              <w:t>) est menage et particuliers et semble exister dans les modalités, prière de prendre attache avec le QG pour plus d'explication afin de la classer bien.</w:t>
+              <w:t>Prière de corriger ou de confirmer avec le QG.</w:t>
             </w:r>
           </w:p>
         </w:tc>
@@ -3244,7 +3244,7 @@
                 <w:color w:val="16A34A"/>
                 <w:sz w:val="16"/>
               </w:rPr>
-              <w:t>—</w:t>
+              <w:t>s01q23, s01q00b, s01q23_autre</w:t>
             </w:r>
           </w:p>
         </w:tc>
@@ -3275,7 +3275,7 @@
                 <w:i w:val="0"/>
                 <w:sz w:val="17"/>
               </w:rPr>
-              <w:t>Attention ! La dépense du ménage de DJIDIOU SOUARE (10000 Fcfa) au cours de 12 derniers mois de Main-d'oeuvre et services d'entretien et de réparation courante du logement  (vidange fosse septique,main d'œuvre pour l'entretien du logement, etc.</w:t>
+              <w:t>La dernière fois que vous avez acheté Main-d'oeuvre pour la construction et les grosses réparation de logement (maçonnerie, toiture et charpente, électricité, plomberie, menuiserie, peinture et revêtement du sol), etc est menages et particuliers et semble exister dans les modalités, prière de prendre attache avec le QG pour plus d'explication afin de la classer bien.</w:t>
             </w:r>
           </w:p>
         </w:tc>
@@ -3365,7 +3365,7 @@
                 <w:i w:val="0"/>
                 <w:sz w:val="17"/>
               </w:rPr>
-              <w:t>) est relativement élevé.</w:t>
+              <w:t>Attention ! La dépense du ménage de DJIDIOU SOUARE (10000 Fcfa) au cours de 12 derniers mois de Main-d'oeuvre pour la construction et les grosses réparation de logement (maçonnerie, toiture et charpente, électricité, plomberie, menuiserie, peinture et revêtement du sol), etc est relativement élevé.</w:t>
             </w:r>
           </w:p>
         </w:tc>
@@ -3455,7 +3455,7 @@
                 <w:i w:val="0"/>
                 <w:sz w:val="17"/>
               </w:rPr>
-              <w:t>Prière de corriger ou de confirmer avec le QG.</w:t>
+              <w:t>Attention ! La dépense du ménage de DJIDIOU SOUARE (20000 Fcfa) au cours de 12 derniers mois de Autres matériaux pour construction ou grosses réparations logement: tôles, bois de charpente, planches, lattes, contre-plaqués, matériaux d'électricité, matériaux de plomberie, matériaux de peinture, carreaux, tapis et revêtement du sol, etc est relativement élevé.</w:t>
             </w:r>
           </w:p>
         </w:tc>
@@ -3514,7 +3514,7 @@
                 <w:color w:val="16A34A"/>
                 <w:sz w:val="16"/>
               </w:rPr>
-              <w:t>s01q23, s01q00b, s01q23_autre</w:t>
+              <w:t>—</w:t>
             </w:r>
           </w:p>
         </w:tc>
@@ -3545,7 +3545,7 @@
                 <w:i w:val="0"/>
                 <w:sz w:val="17"/>
               </w:rPr>
-              <w:t>La dernière fois que vous avez acheté Main-d'oeuvre pour la construction et les grosses réparation de logement (maçonnerie, toiture et charpente, électricité, plomberie, menuiserie, peinture et revêtement du sol), etc est menages et particuliers et semble exister dans les modalités, prière de prendre attache avec le QG pour plus d'explication afin de la classer bien.</w:t>
+              <w:t>Peu plausible! le montant de la dépense pour Frais d'acquisition d'un terrain ou d'un logement semble trop faible ou  élevé.</w:t>
             </w:r>
           </w:p>
         </w:tc>
@@ -3635,7 +3635,7 @@
                 <w:i w:val="0"/>
                 <w:sz w:val="17"/>
               </w:rPr>
-              <w:t>Attention ! La dépense du ménage de DJIDIOU SOUARE (10000 Fcfa) au cours de 12 derniers mois de Main-d'oeuvre pour la construction et les grosses réparation de logement (maçonnerie, toiture et charpente, électricité, plomberie, menuiserie, peinture et revêtement du sol), etc est relativement élevé.</w:t>
+              <w:t>Veuillez, s'il vous plaît, confirmer cette information avec le QG ou la corriger.</w:t>
             </w:r>
           </w:p>
         </w:tc>
@@ -3694,7 +3694,7 @@
                 <w:color w:val="16A34A"/>
                 <w:sz w:val="16"/>
               </w:rPr>
-              <w:t>—</w:t>
+              <w:t>s01q23, s01q00b, s01q23_autre</w:t>
             </w:r>
           </w:p>
         </w:tc>
@@ -3725,7 +3725,7 @@
                 <w:i w:val="0"/>
                 <w:sz w:val="17"/>
               </w:rPr>
-              <w:t>Attention ! La dépense du ménage de DJIDIOU SOUARE (20000 Fcfa) au cours de 12 derniers mois de Autres matériaux pour construction ou grosses réparations logement: tôles, bois de charpente, planches, lattes, contre-plaqués, matériaux d'électricité, matériaux de plomberie, matériaux de peinture, carreaux, tapis et revêtement du sol, etc est relativement élevé.</w:t>
+              <w:t>La dernière fois que vous avez acheté Frais d'acquisition d'un terrain ou d'un logement est auprés d’un menage et semble exister dans les modalités, prière de prendre attache avec le QG pour plus d'explication afin de la classer bien.</w:t>
             </w:r>
           </w:p>
         </w:tc>
@@ -3815,7 +3815,7 @@
                 <w:i w:val="0"/>
                 <w:sz w:val="17"/>
               </w:rPr>
-              <w:t>Peu plausible! le montant de la dépense pour Frais d'acquisition d'un terrain ou d'un logement semble trop faible ou  élevé.</w:t>
+              <w:t>Attention ! La dépense du ménage de DJIDIOU SOUARE (150000 Fcfa) au cours de 12 derniers mois de Frais d'acquisition d'un terrain ou d'un logement est relativement élevé.</w:t>
             </w:r>
           </w:p>
         </w:tc>
@@ -3848,7 +3848,7 @@
                 <w:i w:val="0"/>
                 <w:sz w:val="16"/>
               </w:rPr>
-              <w:t>S09</w:t>
+              <w:t>S10</w:t>
               <w:br/>
             </w:r>
             <w:r>
@@ -3858,7 +3858,7 @@
                 <w:color w:val="64748B"/>
                 <w:sz w:val="14"/>
               </w:rPr>
-              <w:t>Dépenses non alimentaires</w:t>
+              <w:t>Logement</w:t>
             </w:r>
           </w:p>
         </w:tc>
@@ -3874,7 +3874,7 @@
                 <w:color w:val="16A34A"/>
                 <w:sz w:val="16"/>
               </w:rPr>
-              <w:t>—</w:t>
+              <w:t>s10q47, s10q46</w:t>
             </w:r>
           </w:p>
         </w:tc>
@@ -3905,7 +3905,7 @@
                 <w:i w:val="0"/>
                 <w:sz w:val="17"/>
               </w:rPr>
-              <w:t>Veuillez, s'il vous plaît, confirmer cette information avec le QG ou la corriger.</w:t>
+              <w:t>Le montant dépensé de L'entreprise vente de charbon de bois pour l'achat de ces marchandises revendues en état, sans transformation ne peut être supérieur aux montants obtenus sur la revente de marchandises achetées et revendues en état au cours des 30 derniers jours ou durant le dernier mois où l'entreprise a fonctionné (s10q47 &gt; s10q46), prière de corriger.</w:t>
             </w:r>
           </w:p>
         </w:tc>
@@ -3938,7 +3938,7 @@
                 <w:i w:val="0"/>
                 <w:sz w:val="16"/>
               </w:rPr>
-              <w:t>S09</w:t>
+              <w:t>S11</w:t>
               <w:br/>
             </w:r>
             <w:r>
@@ -3948,7 +3948,7 @@
                 <w:color w:val="64748B"/>
                 <w:sz w:val="14"/>
               </w:rPr>
-              <w:t>Dépenses non alimentaires</w:t>
+              <w:t>Logement / cadre de vie</w:t>
             </w:r>
           </w:p>
         </w:tc>
@@ -3964,7 +3964,7 @@
                 <w:color w:val="16A34A"/>
                 <w:sz w:val="16"/>
               </w:rPr>
-              <w:t>s01q23, s01q00b, s01q23_autre</w:t>
+              <w:t>—</w:t>
             </w:r>
           </w:p>
         </w:tc>
@@ -3995,7 +3995,7 @@
                 <w:i w:val="0"/>
                 <w:sz w:val="17"/>
               </w:rPr>
-              <w:t>La dernière fois que vous avez acheté Frais d'acquisition d'un terrain ou d'un logement est auprés d’un menage et semble exister dans les modalités, prière de prendre attache avec le QG pour plus d'explication afin de la classer bien.</w:t>
+              <w:t>Prière de vérifier pour être sûr que vous avez choisi les bonnes modalités des questions 11.01 et 11.18 .</w:t>
             </w:r>
           </w:p>
         </w:tc>
@@ -4028,7 +4028,7 @@
                 <w:i w:val="0"/>
                 <w:sz w:val="16"/>
               </w:rPr>
-              <w:t>S09</w:t>
+              <w:t>S11</w:t>
               <w:br/>
             </w:r>
             <w:r>
@@ -4038,7 +4038,7 @@
                 <w:color w:val="64748B"/>
                 <w:sz w:val="14"/>
               </w:rPr>
-              <w:t>Dépenses non alimentaires</w:t>
+              <w:t>Logement / cadre de vie</w:t>
             </w:r>
           </w:p>
         </w:tc>
@@ -4085,7 +4085,7 @@
                 <w:i w:val="0"/>
                 <w:sz w:val="17"/>
               </w:rPr>
-              <w:t>Attention ! La dépense du ménage de DJIDIOU SOUARE (150000 Fcfa) au cours de 12 derniers mois de Frais d'acquisition d'un terrain ou d'un logement est relativement élevé.</w:t>
+              <w:t>Merci de ne pas corriger si vous êtes sûr de celui donné par le ménage et observé par vous.</w:t>
             </w:r>
           </w:p>
         </w:tc>
@@ -4118,7 +4118,7 @@
                 <w:i w:val="0"/>
                 <w:sz w:val="16"/>
               </w:rPr>
-              <w:t>S10</w:t>
+              <w:t>S15</w:t>
               <w:br/>
             </w:r>
             <w:r>
@@ -4128,7 +4128,7 @@
                 <w:color w:val="64748B"/>
                 <w:sz w:val="14"/>
               </w:rPr>
-              <w:t>Logement</w:t>
+              <w:t>Filets de sécurité</w:t>
             </w:r>
           </w:p>
         </w:tc>
@@ -4144,7 +4144,7 @@
                 <w:color w:val="16A34A"/>
                 <w:sz w:val="16"/>
               </w:rPr>
-              <w:t>s10q47, s10q46</w:t>
+              <w:t>s15q06_autre</w:t>
             </w:r>
           </w:p>
         </w:tc>
@@ -4160,7 +4160,7 @@
                 <w:color w:val="64748B"/>
                 <w:sz w:val="16"/>
               </w:rPr>
-              <w:t>GT-CQ</w:t>
+              <w:t>Inter-sections</w:t>
             </w:r>
           </w:p>
         </w:tc>
@@ -4175,7 +4175,7 @@
                 <w:i w:val="0"/>
                 <w:sz w:val="17"/>
               </w:rPr>
-              <w:t>Le montant dépensé de L'entreprise vente de charbon de bois pour l'achat de ces marchandises revendues en état, sans transformation ne peut être supérieur aux montants obtenus sur la revente de marchandises achetées et revendues en état au cours des 30 derniers jours ou durant le dernier mois où l'entreprise a fonctionné (s10q47 &gt; s10q46), prière de corriger.</w:t>
+              <w:t>[ssaw_autre_filet_securite] Raison non-bénéfice filet sécurité saisie en 'Autre' (s15q06_autre). Vérifier si une modalité existante aurait dû être utilisée.</w:t>
             </w:r>
           </w:p>
         </w:tc>
@@ -4208,7 +4208,7 @@
                 <w:i w:val="0"/>
                 <w:sz w:val="16"/>
               </w:rPr>
-              <w:t>S11</w:t>
+              <w:t>S16</w:t>
               <w:br/>
             </w:r>
             <w:r>
@@ -4218,7 +4218,7 @@
                 <w:color w:val="64748B"/>
                 <w:sz w:val="14"/>
               </w:rPr>
-              <w:t>Logement / cadre de vie</w:t>
+              <w:t>Agriculture</w:t>
             </w:r>
           </w:p>
         </w:tc>
@@ -4234,7 +4234,7 @@
                 <w:color w:val="16A34A"/>
                 <w:sz w:val="16"/>
               </w:rPr>
-              <w:t>—</w:t>
+              <w:t>s16aq00</w:t>
             </w:r>
           </w:p>
         </w:tc>
@@ -4265,7 +4265,7 @@
                 <w:i w:val="0"/>
                 <w:sz w:val="17"/>
               </w:rPr>
-              <w:t>Prière de vérifier pour être sûr que vous avez choisi les bonnes modalités des questions 11.01 et 11.18 .</w:t>
+              <w:t>Un membre dans ce ménage a été considéré comme agriculteur dans la section emploi mais aucune personne dans le ménage ne pratique de l'agriculture, prière de reprendre la section agriculture.</w:t>
             </w:r>
           </w:p>
         </w:tc>
@@ -4280,10 +4280,10 @@
               <w:rPr>
                 <w:b/>
                 <w:i w:val="0"/>
-                <w:color w:val="EA580C"/>
+                <w:color w:val="CA8A04"/>
                 <w:sz w:val="16"/>
               </w:rPr>
-              <w:t>Moyenne</w:t>
+              <w:t>Faible</w:t>
             </w:r>
           </w:p>
         </w:tc>
@@ -4298,7 +4298,7 @@
                 <w:i w:val="0"/>
                 <w:sz w:val="16"/>
               </w:rPr>
-              <w:t>S11</w:t>
+              <w:t>S01</w:t>
               <w:br/>
             </w:r>
             <w:r>
@@ -4308,7 +4308,7 @@
                 <w:color w:val="64748B"/>
                 <w:sz w:val="14"/>
               </w:rPr>
-              <w:t>Logement / cadre de vie</w:t>
+              <w:t>Démographie</w:t>
             </w:r>
           </w:p>
         </w:tc>
@@ -4324,7 +4324,7 @@
                 <w:color w:val="16A34A"/>
                 <w:sz w:val="16"/>
               </w:rPr>
-              <w:t>—</w:t>
+              <w:t>s00q04, s01q41, s01q00b</w:t>
             </w:r>
           </w:p>
         </w:tc>
@@ -4355,7 +4355,7 @@
                 <w:i w:val="0"/>
                 <w:sz w:val="17"/>
               </w:rPr>
-              <w:t>Merci de ne pas corriger si vous êtes sûr de celui donné par le ménage et observé par vous.</w:t>
+              <w:t>Avertissement!!! Kadiatou Diallo a 30 ans et vit en milieu urbain dit n'avoir pas dépensé (0 Fcfa) ou reçu en cadeau pour les cartes prépayées, les transferts de crédit et les abonnements, prière de confirmer cette information auprès de l'enquêté ou confirmer avec le QG.</w:t>
             </w:r>
           </w:p>
         </w:tc>
@@ -4370,10 +4370,10 @@
               <w:rPr>
                 <w:b/>
                 <w:i w:val="0"/>
-                <w:color w:val="EA580C"/>
+                <w:color w:val="CA8A04"/>
                 <w:sz w:val="16"/>
               </w:rPr>
-              <w:t>Moyenne</w:t>
+              <w:t>Faible</w:t>
             </w:r>
           </w:p>
         </w:tc>
@@ -4388,7 +4388,7 @@
                 <w:i w:val="0"/>
                 <w:sz w:val="16"/>
               </w:rPr>
-              <w:t>S15</w:t>
+              <w:t>S01</w:t>
               <w:br/>
             </w:r>
             <w:r>
@@ -4398,7 +4398,7 @@
                 <w:color w:val="64748B"/>
                 <w:sz w:val="14"/>
               </w:rPr>
-              <w:t>Filets de sécurité</w:t>
+              <w:t>Démographie</w:t>
             </w:r>
           </w:p>
         </w:tc>
@@ -4414,7 +4414,7 @@
                 <w:color w:val="16A34A"/>
                 <w:sz w:val="16"/>
               </w:rPr>
-              <w:t>s15q06_autre</w:t>
+              <w:t>s00q04, s01q41a, s01q00b</w:t>
             </w:r>
           </w:p>
         </w:tc>
@@ -4430,7 +4430,7 @@
                 <w:color w:val="64748B"/>
                 <w:sz w:val="16"/>
               </w:rPr>
-              <w:t>Inter-sections</w:t>
+              <w:t>GT-CQ</w:t>
             </w:r>
           </w:p>
         </w:tc>
@@ -4445,7 +4445,7 @@
                 <w:i w:val="0"/>
                 <w:sz w:val="17"/>
               </w:rPr>
-              <w:t>[ssaw_autre_filet_securite] Raison non-bénéfice filet sécurité saisie en 'Autre' (s15q06_autre). Vérifier si une modalité existante aurait dû être utilisée.</w:t>
+              <w:t>Avertissement!!! Kadiatou Diallo a 30 ans et vit en milieu urbain dit n'avoir pas dépensé (0 Fcfa) ou reçu en cadeau pour les recharges internet ou de forfaits de données mobiles(hors appels vocaux) aucours des 30 derniers jours, prière de confirmer cette information auprès de l'enquêté ou confirmer avec le QG.</w:t>
             </w:r>
           </w:p>
         </w:tc>
@@ -4460,10 +4460,10 @@
               <w:rPr>
                 <w:b/>
                 <w:i w:val="0"/>
-                <w:color w:val="EA580C"/>
+                <w:color w:val="CA8A04"/>
                 <w:sz w:val="16"/>
               </w:rPr>
-              <w:t>Moyenne</w:t>
+              <w:t>Faible</w:t>
             </w:r>
           </w:p>
         </w:tc>
@@ -4478,7 +4478,7 @@
                 <w:i w:val="0"/>
                 <w:sz w:val="16"/>
               </w:rPr>
-              <w:t>S16</w:t>
+              <w:t>S01</w:t>
               <w:br/>
             </w:r>
             <w:r>
@@ -4488,7 +4488,7 @@
                 <w:color w:val="64748B"/>
                 <w:sz w:val="14"/>
               </w:rPr>
-              <w:t>Agriculture</w:t>
+              <w:t>Démographie</w:t>
             </w:r>
           </w:p>
         </w:tc>
@@ -4504,7 +4504,7 @@
                 <w:color w:val="16A34A"/>
                 <w:sz w:val="16"/>
               </w:rPr>
-              <w:t>s16aq00</w:t>
+              <w:t>s00q04, s01q41a, s01q00b</w:t>
             </w:r>
           </w:p>
         </w:tc>
@@ -4535,277 +4535,7 @@
                 <w:i w:val="0"/>
                 <w:sz w:val="17"/>
               </w:rPr>
-              <w:t>Un membre dans ce ménage a été considéré comme agriculteur dans la section emploi mais aucune personne dans le ménage ne pratique de l'agriculture, prière de reprendre la section agriculture.</w:t>
-            </w:r>
-          </w:p>
-        </w:tc>
-      </w:tr>
-      <w:tr>
-        <w:tc>
-          <w:tcPr>
-            <w:tcW w:type="dxa" w:w="964"/>
-          </w:tcPr>
-          <w:p>
-            <w:r>
-              <w:rPr>
-                <w:b/>
-                <w:i w:val="0"/>
-                <w:color w:val="CA8A04"/>
-                <w:sz w:val="16"/>
-              </w:rPr>
-              <w:t>Faible</w:t>
-            </w:r>
-          </w:p>
-        </w:tc>
-        <w:tc>
-          <w:tcPr>
-            <w:tcW w:type="dxa" w:w="1247"/>
-          </w:tcPr>
-          <w:p>
-            <w:r>
-              <w:rPr>
-                <w:b/>
-                <w:i w:val="0"/>
-                <w:sz w:val="16"/>
-              </w:rPr>
-              <w:t>S01</w:t>
-              <w:br/>
-            </w:r>
-            <w:r>
-              <w:rPr>
-                <w:b w:val="0"/>
-                <w:i w:val="0"/>
-                <w:color w:val="64748B"/>
-                <w:sz w:val="14"/>
-              </w:rPr>
-              <w:t>Démographie</w:t>
-            </w:r>
-          </w:p>
-        </w:tc>
-        <w:tc>
-          <w:tcPr>
-            <w:tcW w:type="dxa" w:w="1531"/>
-          </w:tcPr>
-          <w:p>
-            <w:r>
-              <w:rPr>
-                <w:b/>
-                <w:i w:val="0"/>
-                <w:color w:val="16A34A"/>
-                <w:sz w:val="16"/>
-              </w:rPr>
-              <w:t>s00q04, s01q41a, s01q00b</w:t>
-            </w:r>
-          </w:p>
-        </w:tc>
-        <w:tc>
-          <w:tcPr>
-            <w:tcW w:type="dxa" w:w="1191"/>
-          </w:tcPr>
-          <w:p>
-            <w:r>
-              <w:rPr>
-                <w:b w:val="0"/>
-                <w:i w:val="0"/>
-                <w:color w:val="64748B"/>
-                <w:sz w:val="16"/>
-              </w:rPr>
-              <w:t>GT-CQ</w:t>
-            </w:r>
-          </w:p>
-        </w:tc>
-        <w:tc>
-          <w:tcPr>
-            <w:tcW w:type="dxa" w:w="4706"/>
-          </w:tcPr>
-          <w:p>
-            <w:r>
-              <w:rPr>
-                <w:b w:val="0"/>
-                <w:i w:val="0"/>
-                <w:sz w:val="17"/>
-              </w:rPr>
               <w:t>Avertissement!!! Djidiou Souare a 61 ans et vit en milieu urbain dit n'avoir pas dépensé (0 Fcfa) ou reçu en cadeau pour les recharges internet ou de forfaits de données mobiles(hors appels vocaux) aucours des 30 derniers jours, prière de confirmer cette information auprès de l'enquêté ou confirmer avec le QG.</w:t>
-            </w:r>
-          </w:p>
-        </w:tc>
-      </w:tr>
-      <w:tr>
-        <w:tc>
-          <w:tcPr>
-            <w:tcW w:type="dxa" w:w="964"/>
-          </w:tcPr>
-          <w:p>
-            <w:r>
-              <w:rPr>
-                <w:b/>
-                <w:i w:val="0"/>
-                <w:color w:val="CA8A04"/>
-                <w:sz w:val="16"/>
-              </w:rPr>
-              <w:t>Faible</w:t>
-            </w:r>
-          </w:p>
-        </w:tc>
-        <w:tc>
-          <w:tcPr>
-            <w:tcW w:type="dxa" w:w="1247"/>
-          </w:tcPr>
-          <w:p>
-            <w:r>
-              <w:rPr>
-                <w:b/>
-                <w:i w:val="0"/>
-                <w:sz w:val="16"/>
-              </w:rPr>
-              <w:t>S01</w:t>
-              <w:br/>
-            </w:r>
-            <w:r>
-              <w:rPr>
-                <w:b w:val="0"/>
-                <w:i w:val="0"/>
-                <w:color w:val="64748B"/>
-                <w:sz w:val="14"/>
-              </w:rPr>
-              <w:t>Démographie</w:t>
-            </w:r>
-          </w:p>
-        </w:tc>
-        <w:tc>
-          <w:tcPr>
-            <w:tcW w:type="dxa" w:w="1531"/>
-          </w:tcPr>
-          <w:p>
-            <w:r>
-              <w:rPr>
-                <w:b/>
-                <w:i w:val="0"/>
-                <w:color w:val="16A34A"/>
-                <w:sz w:val="16"/>
-              </w:rPr>
-              <w:t>s00q04, s01q41, s01q00b</w:t>
-            </w:r>
-          </w:p>
-        </w:tc>
-        <w:tc>
-          <w:tcPr>
-            <w:tcW w:type="dxa" w:w="1191"/>
-          </w:tcPr>
-          <w:p>
-            <w:r>
-              <w:rPr>
-                <w:b w:val="0"/>
-                <w:i w:val="0"/>
-                <w:color w:val="64748B"/>
-                <w:sz w:val="16"/>
-              </w:rPr>
-              <w:t>GT-CQ</w:t>
-            </w:r>
-          </w:p>
-        </w:tc>
-        <w:tc>
-          <w:tcPr>
-            <w:tcW w:type="dxa" w:w="4706"/>
-          </w:tcPr>
-          <w:p>
-            <w:r>
-              <w:rPr>
-                <w:b w:val="0"/>
-                <w:i w:val="0"/>
-                <w:sz w:val="17"/>
-              </w:rPr>
-              <w:t>Avertissement!!! Kadiatou Diallo a 30 ans et vit en milieu urbain dit n'avoir pas dépensé (0 Fcfa) ou reçu en cadeau pour les cartes prépayées, les transferts de crédit et les abonnements, prière de confirmer cette information auprès de l'enquêté ou confirmer avec le QG.</w:t>
-            </w:r>
-          </w:p>
-        </w:tc>
-      </w:tr>
-      <w:tr>
-        <w:tc>
-          <w:tcPr>
-            <w:tcW w:type="dxa" w:w="964"/>
-          </w:tcPr>
-          <w:p>
-            <w:r>
-              <w:rPr>
-                <w:b/>
-                <w:i w:val="0"/>
-                <w:color w:val="CA8A04"/>
-                <w:sz w:val="16"/>
-              </w:rPr>
-              <w:t>Faible</w:t>
-            </w:r>
-          </w:p>
-        </w:tc>
-        <w:tc>
-          <w:tcPr>
-            <w:tcW w:type="dxa" w:w="1247"/>
-          </w:tcPr>
-          <w:p>
-            <w:r>
-              <w:rPr>
-                <w:b/>
-                <w:i w:val="0"/>
-                <w:sz w:val="16"/>
-              </w:rPr>
-              <w:t>S01</w:t>
-              <w:br/>
-            </w:r>
-            <w:r>
-              <w:rPr>
-                <w:b w:val="0"/>
-                <w:i w:val="0"/>
-                <w:color w:val="64748B"/>
-                <w:sz w:val="14"/>
-              </w:rPr>
-              <w:t>Démographie</w:t>
-            </w:r>
-          </w:p>
-        </w:tc>
-        <w:tc>
-          <w:tcPr>
-            <w:tcW w:type="dxa" w:w="1531"/>
-          </w:tcPr>
-          <w:p>
-            <w:r>
-              <w:rPr>
-                <w:b/>
-                <w:i w:val="0"/>
-                <w:color w:val="16A34A"/>
-                <w:sz w:val="16"/>
-              </w:rPr>
-              <w:t>s00q04, s01q41a, s01q00b</w:t>
-            </w:r>
-          </w:p>
-        </w:tc>
-        <w:tc>
-          <w:tcPr>
-            <w:tcW w:type="dxa" w:w="1191"/>
-          </w:tcPr>
-          <w:p>
-            <w:r>
-              <w:rPr>
-                <w:b w:val="0"/>
-                <w:i w:val="0"/>
-                <w:color w:val="64748B"/>
-                <w:sz w:val="16"/>
-              </w:rPr>
-              <w:t>GT-CQ</w:t>
-            </w:r>
-          </w:p>
-        </w:tc>
-        <w:tc>
-          <w:tcPr>
-            <w:tcW w:type="dxa" w:w="4706"/>
-          </w:tcPr>
-          <w:p>
-            <w:r>
-              <w:rPr>
-                <w:b w:val="0"/>
-                <w:i w:val="0"/>
-                <w:sz w:val="17"/>
-              </w:rPr>
-              <w:t>Avertissement!!! Kadiatou Diallo a 30 ans et vit en milieu urbain dit n'avoir pas dépensé (0 Fcfa) ou reçu en cadeau pour les recharges internet ou de forfaits de données mobiles(hors appels vocaux) aucours des 30 derniers jours, prière de confirmer cette information auprès de l'enquêté ou confirmer avec le QG.</w:t>
             </w:r>
           </w:p>
         </w:tc>
